--- a/Sprint20260921-20261002/HERO-60479_20260929_161720.docx
+++ b/Sprint20260921-20261002/HERO-60479_20260929_161720.docx
@@ -2870,504 +2870,6 @@
           <w:u w:val="none"/>
         </w:rPr>
         <w:t>3. No duplicate ticket / item mutation / MQTT / version bump / history write happens on any replayed API.</w:t>
-      </w:r>
-    </w:p>
-    <w:p>
-      <w:pPr>
-        <w:spacing w:before="200" w:after="120"/>
-      </w:pPr>
-      <w:r>
-        <w:rPr>
-          <w:rFonts w:ascii="Arial" w:hAnsi="Arial" w:eastAsia="Arial" w:cs="Arial"/>
-          <w:b/>
-          <w:color w:val="000000"/>
-          <w:sz w:val="26"/>
-          <w:u w:val="single"/>
-        </w:rPr>
-        <w:t>Appendix</w:t>
-      </w:r>
-    </w:p>
-    <w:p>
-      <w:pPr>
-        <w:spacing w:before="0" w:after="80"/>
-      </w:pPr>
-      <w:r>
-        <w:rPr>
-          <w:rFonts w:ascii="Arial" w:hAnsi="Arial" w:eastAsia="Arial" w:cs="Arial"/>
-          <w:b/>
-          <w:color w:val="000000"/>
-          <w:sz w:val="20"/>
-          <w:u w:val="none"/>
-        </w:rPr>
-        <w:t>FeatureSpec (Acceptance Criteria) — from JIRA HERO-60479:</w:t>
-      </w:r>
-    </w:p>
-    <w:p>
-      <w:pPr>
-        <w:spacing w:before="0" w:after="40"/>
-        <w:ind w:left="360" w:hanging="240"/>
-      </w:pPr>
-      <w:r>
-        <w:rPr>
-          <w:rFonts w:ascii="Arial" w:hAnsi="Arial" w:eastAsia="Arial" w:cs="Arial"/>
-          <w:b w:val="0"/>
-          <w:color w:val="000000"/>
-          <w:sz w:val="20"/>
-          <w:u w:val="none"/>
-        </w:rPr>
-        <w:t>1. Replaying the same request does NOT:</w:t>
-      </w:r>
-    </w:p>
-    <w:p>
-      <w:pPr>
-        <w:spacing w:before="0" w:after="40"/>
-        <w:ind w:left="720" w:hanging="240"/>
-      </w:pPr>
-      <w:r>
-        <w:rPr>
-          <w:rFonts w:ascii="Arial" w:hAnsi="Arial" w:eastAsia="Arial" w:cs="Arial"/>
-          <w:b w:val="0"/>
-          <w:color w:val="000000"/>
-          <w:sz w:val="20"/>
-          <w:u w:val="none"/>
-        </w:rPr>
-        <w:t>• create another ticket,</w:t>
-      </w:r>
-    </w:p>
-    <w:p>
-      <w:pPr>
-        <w:spacing w:before="0" w:after="40"/>
-        <w:ind w:left="720" w:hanging="240"/>
-      </w:pPr>
-      <w:r>
-        <w:rPr>
-          <w:rFonts w:ascii="Arial" w:hAnsi="Arial" w:eastAsia="Arial" w:cs="Arial"/>
-          <w:b w:val="0"/>
-          <w:color w:val="000000"/>
-          <w:sz w:val="20"/>
-          <w:u w:val="none"/>
-        </w:rPr>
-        <w:t>• change items again,</w:t>
-      </w:r>
-    </w:p>
-    <w:p>
-      <w:pPr>
-        <w:spacing w:before="0" w:after="40"/>
-        <w:ind w:left="720" w:hanging="240"/>
-      </w:pPr>
-      <w:r>
-        <w:rPr>
-          <w:rFonts w:ascii="Arial" w:hAnsi="Arial" w:eastAsia="Arial" w:cs="Arial"/>
-          <w:b w:val="0"/>
-          <w:color w:val="000000"/>
-          <w:sz w:val="20"/>
-          <w:u w:val="none"/>
-        </w:rPr>
-        <w:t>• bump version again,</w:t>
-      </w:r>
-    </w:p>
-    <w:p>
-      <w:pPr>
-        <w:spacing w:before="0" w:after="40"/>
-        <w:ind w:left="720" w:hanging="240"/>
-      </w:pPr>
-      <w:r>
-        <w:rPr>
-          <w:rFonts w:ascii="Arial" w:hAnsi="Arial" w:eastAsia="Arial" w:cs="Arial"/>
-          <w:b w:val="0"/>
-          <w:color w:val="000000"/>
-          <w:sz w:val="20"/>
-          <w:u w:val="none"/>
-        </w:rPr>
-        <w:t>• write another history / event,</w:t>
-      </w:r>
-    </w:p>
-    <w:p>
-      <w:pPr>
-        <w:spacing w:before="0" w:after="40"/>
-        <w:ind w:left="720" w:hanging="240"/>
-      </w:pPr>
-      <w:r>
-        <w:rPr>
-          <w:rFonts w:ascii="Arial" w:hAnsi="Arial" w:eastAsia="Arial" w:cs="Arial"/>
-          <w:b w:val="0"/>
-          <w:color w:val="000000"/>
-          <w:sz w:val="20"/>
-          <w:u w:val="none"/>
-        </w:rPr>
-        <w:t>• send MQTT again.</w:t>
-      </w:r>
-    </w:p>
-    <w:p>
-      <w:pPr>
-        <w:spacing w:before="0" w:after="40"/>
-        <w:ind w:left="360" w:hanging="240"/>
-      </w:pPr>
-      <w:r>
-        <w:rPr>
-          <w:rFonts w:ascii="Arial" w:hAnsi="Arial" w:eastAsia="Arial" w:cs="Arial"/>
-          <w:b w:val="0"/>
-          <w:color w:val="000000"/>
-          <w:sz w:val="20"/>
-          <w:u w:val="none"/>
-        </w:rPr>
-        <w:t>2. Create ticket:</w:t>
-      </w:r>
-    </w:p>
-    <w:p>
-      <w:pPr>
-        <w:spacing w:before="0" w:after="40"/>
-        <w:ind w:left="720" w:hanging="240"/>
-      </w:pPr>
-      <w:r>
-        <w:rPr>
-          <w:rFonts w:ascii="Arial" w:hAnsi="Arial" w:eastAsia="Arial" w:cs="Arial"/>
-          <w:b w:val="0"/>
-          <w:color w:val="000000"/>
-          <w:sz w:val="20"/>
-          <w:u w:val="none"/>
-        </w:rPr>
-        <w:t>• First call creates the ticket.</w:t>
-      </w:r>
-    </w:p>
-    <w:p>
-      <w:pPr>
-        <w:spacing w:before="0" w:after="40"/>
-        <w:ind w:left="720" w:hanging="240"/>
-      </w:pPr>
-      <w:r>
-        <w:rPr>
-          <w:rFonts w:ascii="Arial" w:hAnsi="Arial" w:eastAsia="Arial" w:cs="Arial"/>
-          <w:b w:val="0"/>
-          <w:color w:val="000000"/>
-          <w:sz w:val="20"/>
-          <w:u w:val="none"/>
-        </w:rPr>
-        <w:t xml:space="preserve">• Replay returns that same ticket (loaded from the saved </w:t>
-      </w:r>
-      <w:r>
-        <w:rPr>
-          <w:rFonts w:ascii="Consolas" w:hAnsi="Consolas" w:eastAsia="Arial" w:cs="Arial"/>
-          <w:b w:val="0"/>
-          <w:color w:val="000000"/>
-          <w:sz w:val="20"/>
-          <w:u w:val="none"/>
-        </w:rPr>
-        <w:t>ticket_request_idempotency</w:t>
-      </w:r>
-      <w:r>
-        <w:rPr>
-          <w:rFonts w:ascii="Arial" w:hAnsi="Arial" w:eastAsia="Arial" w:cs="Arial"/>
-          <w:b w:val="0"/>
-          <w:color w:val="000000"/>
-          <w:sz w:val="20"/>
-          <w:u w:val="none"/>
-        </w:rPr>
-        <w:t xml:space="preserve"> row).</w:t>
-      </w:r>
-    </w:p>
-    <w:p>
-      <w:pPr>
-        <w:spacing w:before="0" w:after="40"/>
-        <w:ind w:left="360" w:hanging="240"/>
-      </w:pPr>
-      <w:r>
-        <w:rPr>
-          <w:rFonts w:ascii="Arial" w:hAnsi="Arial" w:eastAsia="Arial" w:cs="Arial"/>
-          <w:b w:val="0"/>
-          <w:color w:val="000000"/>
-          <w:sz w:val="20"/>
-          <w:u w:val="none"/>
-        </w:rPr>
-        <w:t>3. Other ticket updates (POS and KDS):</w:t>
-      </w:r>
-    </w:p>
-    <w:p>
-      <w:pPr>
-        <w:spacing w:before="0" w:after="40"/>
-        <w:ind w:left="720" w:hanging="240"/>
-      </w:pPr>
-      <w:r>
-        <w:rPr>
-          <w:rFonts w:ascii="Arial" w:hAnsi="Arial" w:eastAsia="Arial" w:cs="Arial"/>
-          <w:b w:val="0"/>
-          <w:color w:val="000000"/>
-          <w:sz w:val="20"/>
-          <w:u w:val="none"/>
-        </w:rPr>
-        <w:t>• First call does the work.</w:t>
-      </w:r>
-    </w:p>
-    <w:p>
-      <w:pPr>
-        <w:spacing w:before="0" w:after="40"/>
-        <w:ind w:left="720" w:hanging="240"/>
-      </w:pPr>
-      <w:r>
-        <w:rPr>
-          <w:rFonts w:ascii="Arial" w:hAnsi="Arial" w:eastAsia="Arial" w:cs="Arial"/>
-          <w:b w:val="0"/>
-          <w:color w:val="000000"/>
-          <w:sz w:val="20"/>
-          <w:u w:val="none"/>
-        </w:rPr>
-        <w:t>• Replay returns success and skips the work.</w:t>
-      </w:r>
-    </w:p>
-    <w:p>
-      <w:pPr>
-        <w:spacing w:before="0" w:after="40"/>
-        <w:ind w:left="360" w:hanging="240"/>
-      </w:pPr>
-      <w:r>
-        <w:rPr>
-          <w:rFonts w:ascii="Arial" w:hAnsi="Arial" w:eastAsia="Arial" w:cs="Arial"/>
-          <w:b w:val="0"/>
-          <w:color w:val="000000"/>
-          <w:sz w:val="20"/>
-          <w:u w:val="none"/>
-        </w:rPr>
-        <w:t>4. Two retries at the same time still only apply once (DB unique key on shop + outlet + business date + request id helps).</w:t>
-      </w:r>
-    </w:p>
-    <w:p>
-      <w:pPr>
-        <w:spacing w:before="0" w:after="40"/>
-        <w:ind w:left="360" w:hanging="240"/>
-      </w:pPr>
-      <w:r>
-        <w:rPr>
-          <w:rFonts w:ascii="Arial" w:hAnsi="Arial" w:eastAsia="Arial" w:cs="Arial"/>
-          <w:b w:val="0"/>
-          <w:color w:val="000000"/>
-          <w:sz w:val="20"/>
-          <w:u w:val="none"/>
-        </w:rPr>
-        <w:t>5. Basic unit tests cover:</w:t>
-      </w:r>
-    </w:p>
-    <w:p>
-      <w:pPr>
-        <w:spacing w:before="0" w:after="40"/>
-        <w:ind w:left="720" w:hanging="240"/>
-      </w:pPr>
-      <w:r>
-        <w:rPr>
-          <w:rFonts w:ascii="Arial" w:hAnsi="Arial" w:eastAsia="Arial" w:cs="Arial"/>
-          <w:b w:val="0"/>
-          <w:color w:val="000000"/>
-          <w:sz w:val="20"/>
-          <w:u w:val="none"/>
-        </w:rPr>
-        <w:t>• save / lookup of the idempotency key, and</w:t>
-      </w:r>
-    </w:p>
-    <w:p>
-      <w:pPr>
-        <w:spacing w:before="0" w:after="40"/>
-        <w:ind w:left="720" w:hanging="240"/>
-      </w:pPr>
-      <w:r>
-        <w:rPr>
-          <w:rFonts w:ascii="Arial" w:hAnsi="Arial" w:eastAsia="Arial" w:cs="Arial"/>
-          <w:b w:val="0"/>
-          <w:color w:val="000000"/>
-          <w:sz w:val="20"/>
-          <w:u w:val="none"/>
-        </w:rPr>
-        <w:t>• "already recorded" cases.</w:t>
-      </w:r>
-    </w:p>
-    <w:p>
-      <w:pPr>
-        <w:spacing w:before="0" w:after="40"/>
-        <w:ind w:left="360" w:hanging="240"/>
-      </w:pPr>
-      <w:r>
-        <w:rPr>
-          <w:rFonts w:ascii="Arial" w:hAnsi="Arial" w:eastAsia="Arial" w:cs="Arial"/>
-          <w:b w:val="0"/>
-          <w:color w:val="000000"/>
-          <w:sz w:val="20"/>
-          <w:u w:val="none"/>
-        </w:rPr>
-        <w:t>6. Implementation notes:</w:t>
-      </w:r>
-    </w:p>
-    <w:p>
-      <w:pPr>
-        <w:spacing w:before="0" w:after="40"/>
-        <w:ind w:left="720" w:hanging="240"/>
-      </w:pPr>
-      <w:r>
-        <w:rPr>
-          <w:rFonts w:ascii="Arial" w:hAnsi="Arial" w:eastAsia="Arial" w:cs="Arial"/>
-          <w:b w:val="0"/>
-          <w:color w:val="000000"/>
-          <w:sz w:val="20"/>
-          <w:u w:val="none"/>
-        </w:rPr>
-        <w:t>• Store one row per handled request: shop, outlet, business date, request id, and which ticket it affected.</w:t>
-      </w:r>
-    </w:p>
-    <w:p>
-      <w:pPr>
-        <w:spacing w:before="0" w:after="40"/>
-        <w:ind w:left="720" w:hanging="240"/>
-      </w:pPr>
-      <w:r>
-        <w:rPr>
-          <w:rFonts w:ascii="Arial" w:hAnsi="Arial" w:eastAsia="Arial" w:cs="Arial"/>
-          <w:b w:val="0"/>
-          <w:color w:val="000000"/>
-          <w:sz w:val="20"/>
-          <w:u w:val="none"/>
-        </w:rPr>
-        <w:t>• Shared helper: look up if the key has been seen; if yes, skip; if no, do the work then save the key in the same DB transaction.</w:t>
-      </w:r>
-    </w:p>
-    <w:p>
-      <w:pPr>
-        <w:spacing w:before="0" w:after="40"/>
-        <w:ind w:left="720" w:hanging="240"/>
-      </w:pPr>
-      <w:r>
-        <w:rPr>
-          <w:rFonts w:ascii="Arial" w:hAnsi="Arial" w:eastAsia="Arial" w:cs="Arial"/>
-          <w:b w:val="0"/>
-          <w:color w:val="000000"/>
-          <w:sz w:val="20"/>
-          <w:u w:val="none"/>
-        </w:rPr>
-        <w:t>• Create ticket is special: on replay, load and return the original ticket from the saved row.</w:t>
-      </w:r>
-    </w:p>
-    <w:p>
-      <w:pPr>
-        <w:spacing w:before="0" w:after="40"/>
-        <w:ind w:left="720" w:hanging="240"/>
-      </w:pPr>
-      <w:r>
-        <w:rPr>
-          <w:rFonts w:ascii="Arial" w:hAnsi="Arial" w:eastAsia="Arial" w:cs="Arial"/>
-          <w:b w:val="0"/>
-          <w:color w:val="000000"/>
-          <w:sz w:val="20"/>
-          <w:u w:val="none"/>
-        </w:rPr>
-        <w:t>• Request id only needs to be unique within that shop / outlet / business date — not worldwide.</w:t>
-      </w:r>
-    </w:p>
-    <w:p>
-      <w:pPr>
-        <w:spacing w:before="0" w:after="40"/>
-        <w:ind w:left="720" w:hanging="240"/>
-      </w:pPr>
-      <w:r>
-        <w:rPr>
-          <w:rFonts w:ascii="Arial" w:hAnsi="Arial" w:eastAsia="Arial" w:cs="Arial"/>
-          <w:b w:val="0"/>
-          <w:color w:val="000000"/>
-          <w:sz w:val="20"/>
-          <w:u w:val="none"/>
-        </w:rPr>
-        <w:t>• Don't run side effects (MQTT, events, version bump) on a replay.</w:t>
-      </w:r>
-    </w:p>
-    <w:p>
-      <w:pPr>
-        <w:spacing w:before="0" w:after="40"/>
-        <w:ind w:left="360" w:hanging="240"/>
-      </w:pPr>
-      <w:r>
-        <w:rPr>
-          <w:rFonts w:ascii="Arial" w:hAnsi="Arial" w:eastAsia="Arial" w:cs="Arial"/>
-          <w:b w:val="0"/>
-          <w:color w:val="000000"/>
-          <w:sz w:val="20"/>
-          <w:u w:val="none"/>
-        </w:rPr>
-        <w:t>7. Setup (from release notes):</w:t>
-      </w:r>
-    </w:p>
-    <w:p>
-      <w:pPr>
-        <w:spacing w:before="0" w:after="40"/>
-        <w:ind w:left="720" w:hanging="240"/>
-      </w:pPr>
-      <w:r>
-        <w:rPr>
-          <w:rFonts w:ascii="Arial" w:hAnsi="Arial" w:eastAsia="Arial" w:cs="Arial"/>
-          <w:b w:val="0"/>
-          <w:color w:val="000000"/>
-          <w:sz w:val="20"/>
-          <w:u w:val="none"/>
-        </w:rPr>
-        <w:t>• POS / KDS will retry the same ticket action, e.g., addTicket.</w:t>
-      </w:r>
-    </w:p>
-    <w:p>
-      <w:pPr>
-        <w:spacing w:before="0" w:after="40"/>
-        <w:ind w:left="720" w:hanging="240"/>
-      </w:pPr>
-      <w:r>
-        <w:rPr>
-          <w:rFonts w:ascii="Arial" w:hAnsi="Arial" w:eastAsia="Arial" w:cs="Arial"/>
-          <w:b w:val="0"/>
-          <w:color w:val="000000"/>
-          <w:sz w:val="20"/>
-          <w:u w:val="none"/>
-        </w:rPr>
-        <w:t>• For each API, POS / KDS can self-define the X-Request-Id (max 26-character long) in the HTTP header.</w:t>
-      </w:r>
-    </w:p>
-    <w:p>
-      <w:pPr>
-        <w:spacing w:before="0" w:after="40"/>
-        <w:ind w:left="720" w:hanging="240"/>
-      </w:pPr>
-      <w:r>
-        <w:rPr>
-          <w:rFonts w:ascii="Arial" w:hAnsi="Arial" w:eastAsia="Arial" w:cs="Arial"/>
-          <w:b w:val="0"/>
-          <w:color w:val="000000"/>
-          <w:sz w:val="20"/>
-          <w:u w:val="none"/>
-        </w:rPr>
-        <w:t>• This X-Request-Id is used to identify each request and recognize whether the request has been "done" before.</w:t>
-      </w:r>
-    </w:p>
-    <w:p>
-      <w:pPr>
-        <w:spacing w:before="0" w:after="40"/>
-        <w:ind w:left="720" w:hanging="240"/>
-      </w:pPr>
-      <w:r>
-        <w:rPr>
-          <w:rFonts w:ascii="Arial" w:hAnsi="Arial" w:eastAsia="Arial" w:cs="Arial"/>
-          <w:b w:val="0"/>
-          <w:color w:val="000000"/>
-          <w:sz w:val="20"/>
-          <w:u w:val="none"/>
-        </w:rPr>
-        <w:t>• If the request replays with the same X-Request-Id, e.g., addTicket, no duplicated ticket will be created on KDS even if multiple requests with the same X-Request-Id are sent from POS.</w:t>
-      </w:r>
-    </w:p>
-    <w:p>
-      <w:pPr>
-        <w:spacing w:before="0" w:after="40"/>
-        <w:ind w:left="720" w:hanging="240"/>
-      </w:pPr>
-      <w:r>
-        <w:rPr>
-          <w:rFonts w:ascii="Arial" w:hAnsi="Arial" w:eastAsia="Arial" w:cs="Arial"/>
-          <w:b w:val="0"/>
-          <w:color w:val="000000"/>
-          <w:sz w:val="20"/>
-          <w:u w:val="none"/>
-        </w:rPr>
-        <w:t>• POS / KDS ticket mutation idempotency is supported for all KDS &amp; POS APIs.</w:t>
       </w:r>
     </w:p>
     <w:sectPr>
